--- a/Web_Laboratoriya_8_R_Shahrizoda.docx
+++ b/Web_Laboratoriya_8_R_Shahrizoda.docx
@@ -681,8 +681,8 @@
         </w:rPr>
         <w:t xml:space="preserve">                                                   Urganch-2025</w:t>
       </w:r>
-    </w:p>
-    <w:bookmarkEnd w:id="0"/>
+      <w:bookmarkEnd w:id="0"/>
+    </w:p>
     <w:p>
       <w:pPr>
         <w:spacing w:line="360" w:lineRule="auto"/>
